--- a/applications/Hefmec_Tool_Designer/Arunabha_Majumder_Cover_Letter_Hefmec.docx
+++ b/applications/Hefmec_Tool_Designer/Arunabha_Majumder_Cover_Letter_Hefmec.docx
@@ -25,7 +25,7 @@
           <w:i w:val="0"/>
           <w:sz w:val="22"/>
         </w:rPr>
-        <w:t>Mechanical Designer — 3D Design, Strength Calculation (FEA), Drawings &amp; Prototyping</w:t>
+        <w:t>Mechanical Designer | 3D Design, Strength Calculation (FEA), Drawings &amp; Prototyping</w:t>
       </w:r>
     </w:p>
     <w:p>
